--- a/КП МДК.02.01 2025 (лист задания).docx
+++ b/КП МДК.02.01 2025 (лист задания).docx
@@ -527,7 +527,16 @@
           <w:sz w:val="28"/>
           <w:szCs w:val="28"/>
         </w:rPr>
-        <w:t xml:space="preserve">студенту группы </w:t>
+        <w:t xml:space="preserve">студенту </w:t>
+      </w:r>
+      <w:proofErr w:type="gramStart"/>
+      <w:r>
+        <w:rPr>
+          <w:b/>
+          <w:sz w:val="28"/>
+          <w:szCs w:val="28"/>
+        </w:rPr>
+        <w:t xml:space="preserve">группы </w:t>
       </w:r>
       <w:r>
         <w:rPr>
@@ -544,6 +553,14 @@
           <w:u w:val="single"/>
         </w:rPr>
         <w:tab/>
+      </w:r>
+      <w:proofErr w:type="gramEnd"/>
+      <w:r>
+        <w:rPr>
+          <w:sz w:val="28"/>
+          <w:szCs w:val="28"/>
+          <w:u w:val="single"/>
+        </w:rPr>
         <w:t>ИСПП-</w:t>
       </w:r>
       <w:r>
@@ -588,7 +605,6 @@
         <w:tab/>
         <w:t>4</w:t>
       </w:r>
-      <w:proofErr w:type="gramStart"/>
       <w:r>
         <w:rPr>
           <w:sz w:val="28"/>
@@ -606,7 +622,6 @@
         </w:rPr>
         <w:t xml:space="preserve"> курса</w:t>
       </w:r>
-      <w:proofErr w:type="gramEnd"/>
     </w:p>
     <w:p>
       <w:pPr>
@@ -776,23 +791,7 @@
           <w:szCs w:val="28"/>
           <w:u w:val="single"/>
         </w:rPr>
-        <w:t>Разработка обучающей программы «Информатика</w:t>
-      </w:r>
-      <w:proofErr w:type="gramStart"/>
-      <w:r>
-        <w:rPr>
-          <w:szCs w:val="28"/>
-          <w:u w:val="single"/>
-        </w:rPr>
-        <w:t xml:space="preserve">. </w:t>
-      </w:r>
-      <w:proofErr w:type="gramEnd"/>
-      <w:r>
-        <w:rPr>
-          <w:szCs w:val="28"/>
-          <w:u w:val="single"/>
-        </w:rPr>
-        <w:t>Алгоритмизация и программирование»</w:t>
+        <w:t>Разработка обучающей программы «Информатика. Алгоритмизация и программирование»</w:t>
       </w:r>
       <w:r>
         <w:rPr>
@@ -943,8 +942,6 @@
         </w:rPr>
         <w:t xml:space="preserve"> и контроля знаний учащихся</w:t>
       </w:r>
-      <w:bookmarkStart w:id="0" w:name="_GoBack"/>
-      <w:bookmarkEnd w:id="0"/>
       <w:r>
         <w:rPr>
           <w:u w:val="single"/>
@@ -1645,7 +1642,29 @@
           <w:color w:val="000000"/>
           <w:u w:val="single"/>
         </w:rPr>
-        <w:t xml:space="preserve"> - защита курсового проекта</w:t>
+        <w:t xml:space="preserve"> </w:t>
+      </w:r>
+      <w:r>
+        <w:rPr>
+          <w:u w:val="single"/>
+        </w:rPr>
+        <w:t>–</w:t>
+      </w:r>
+      <w:r>
+        <w:rPr>
+          <w:color w:val="000000"/>
+          <w:u w:val="single"/>
+        </w:rPr>
+        <w:t xml:space="preserve"> </w:t>
+      </w:r>
+      <w:bookmarkStart w:id="0" w:name="_GoBack"/>
+      <w:bookmarkEnd w:id="0"/>
+      <w:r>
+        <w:rPr>
+          <w:color w:val="000000"/>
+          <w:u w:val="single"/>
+        </w:rPr>
+        <w:t>защита курсового проекта</w:t>
       </w:r>
       <w:r>
         <w:rPr>
